--- a/Matsuoka Oba-chan (Ideko-san?)and flowers final (2 of 2).docx
+++ b/Matsuoka Oba-chan (Ideko-san?)and flowers final (2 of 2).docx
@@ -9,146 +9,49 @@
         <w:ind/>
         <w:rPr/>
       </w:pPr>
-      <w:r/>
       <w:r>
         <mc:AlternateContent>
           <mc:Choice Requires="wpg">
             <w:drawing>
-              <wp:anchor xmlns:wp="http://schemas.openxmlformats.org/drawingml/2006/wordprocessingDrawing" xmlns:wp14="http://schemas.microsoft.com/office/word/2010/wordprocessingDrawing" distT="0" distB="0" distL="115200" distR="115200" simplePos="0" relativeHeight="33792" behindDoc="1" locked="0" layoutInCell="1" allowOverlap="1">
+              <wp:anchor xmlns:wp="http://schemas.openxmlformats.org/drawingml/2006/wordprocessingDrawing" xmlns:wp14="http://schemas.microsoft.com/office/word/2010/wordprocessingDrawing" distT="0" distB="0" distL="115200" distR="115200" simplePos="0" relativeHeight="119808" behindDoc="1" locked="0" layoutInCell="1" allowOverlap="1">
                 <wp:simplePos x="0" y="0"/>
                 <wp:positionH relativeFrom="column">
-                  <wp:posOffset>-596753</wp:posOffset>
+                  <wp:posOffset>-529208</wp:posOffset>
                 </wp:positionH>
                 <wp:positionV relativeFrom="paragraph">
-                  <wp:posOffset>-102187</wp:posOffset>
+                  <wp:posOffset>-114300</wp:posOffset>
                 </wp:positionV>
-                <wp:extent cx="5742328" cy="461550"/>
+                <wp:extent cx="3286665" cy="855595"/>
                 <wp:effectExtent l="0" t="0" r="0" b="0"/>
                 <wp:wrapNone/>
                 <wp:docPr id="1" name=""/>
-                <wp:cNvGraphicFramePr/>
+                <wp:cNvGraphicFramePr>
+                  <a:graphicFrameLocks xmlns:a="http://schemas.openxmlformats.org/drawingml/2006/main" noChangeAspect="1"/>
+                </wp:cNvGraphicFramePr>
                 <a:graphic xmlns:a="http://schemas.openxmlformats.org/drawingml/2006/main">
-                  <a:graphicData uri="http://schemas.microsoft.com/office/word/2010/wordprocessingShape">
-                    <wps:wsp>
-                      <wps:cNvPr id="1516379923" name=""/>
-                      <wps:cNvSpPr txBox="1"/>
-                      <wps:spPr bwMode="auto">
+                  <a:graphicData uri="http://schemas.openxmlformats.org/drawingml/2006/picture">
+                    <pic:pic xmlns:pic="http://schemas.openxmlformats.org/drawingml/2006/picture">
+                      <pic:nvPicPr>
+                        <pic:cNvPr id="660596632" name=""/>
+                        <pic:cNvPicPr>
+                          <a:picLocks noChangeAspect="1"/>
+                        </pic:cNvPicPr>
+                        <pic:nvPr/>
+                      </pic:nvPicPr>
+                      <pic:blipFill rotWithShape="1">
+                        <a:blip r:embed="rId8"/>
+                        <a:stretch/>
+                      </pic:blipFill>
+                      <pic:spPr bwMode="auto">
                         <a:xfrm rot="0" flipH="0" flipV="0">
                           <a:off x="0" y="0"/>
-                          <a:ext cx="5742327" cy="461549"/>
+                          <a:ext cx="3286664" cy="855594"/>
                         </a:xfrm>
                         <a:prstGeom prst="rect">
                           <a:avLst/>
                         </a:prstGeom>
-                        <a:noFill/>
-                        <a:ln w="6350">
-                          <a:noFill/>
-                        </a:ln>
-                      </wps:spPr>
-                      <wps:txbx>
-                        <w:txbxContent>
-                          <w:p>
-                            <w:pPr>
-                              <w:pBdr>
-                                <w:top w:val="none" w:color="000000" w:sz="4" w:space="0"/>
-                                <w:left w:val="none" w:color="000000" w:sz="4" w:space="0"/>
-                                <w:bottom w:val="none" w:color="000000" w:sz="4" w:space="0"/>
-                                <w:right w:val="none" w:color="000000" w:sz="4" w:space="0"/>
-                              </w:pBdr>
-                              <w:spacing w:line="360" w:lineRule="atLeast"/>
-                              <w:ind w:right="0" w:firstLine="0" w:left="0"/>
-                              <w:rPr>
-                                <w:rFonts w:ascii="Noto Serif CJK HK" w:hAnsi="Noto Serif CJK HK" w:cs="Noto Serif CJK HK"/>
-                                <w:b/>
-                                <w:bCs/>
-                                <w:sz w:val="40"/>
-                                <w:szCs w:val="40"/>
-                              </w:rPr>
-                            </w:pPr>
-                            <w:r>
-                              <w:rPr>
-                                <w:rFonts w:ascii="Noto Serif CJK HK" w:hAnsi="Noto Serif CJK HK" w:eastAsia="Noto Serif CJK HK" w:cs="Noto Serif CJK HK"/>
-                                <w:b/>
-                                <w:bCs/>
-                                <w:color w:val="000000"/>
-                                <w:spacing w:val="-1"/>
-                                <w:sz w:val="40"/>
-                                <w:szCs w:val="40"/>
-                              </w:rPr>
-                              <w:t xml:space="preserve">連句 — 「</w:t>
-                            </w:r>
-                            <w:r>
-                              <w:rPr>
-                                <w:rFonts w:ascii="Noto Serif CJK HK" w:hAnsi="Noto Serif CJK HK" w:eastAsia="Noto Serif CJK HK" w:cs="Noto Serif CJK HK"/>
-                                <w:b/>
-                                <w:bCs/>
-                                <w:color w:val="000000"/>
-                                <w:spacing w:val="-1"/>
-                                <w:sz w:val="40"/>
-                                <w:szCs w:val="40"/>
-                              </w:rPr>
-                              <w:t xml:space="preserve">夏水仙の彼方</w:t>
-                            </w:r>
-                            <w:r>
-                              <w:rPr>
-                                <w:rFonts w:ascii="Noto Serif CJK HK" w:hAnsi="Noto Serif CJK HK" w:eastAsia="Noto Serif CJK HK" w:cs="Noto Serif CJK HK"/>
-                                <w:b/>
-                                <w:bCs/>
-                                <w:color w:val="000000"/>
-                                <w:spacing w:val="-1"/>
-                                <w:sz w:val="40"/>
-                                <w:szCs w:val="40"/>
-                              </w:rPr>
-                              <w:t xml:space="preserve">」</w:t>
-                            </w:r>
-                            <w:r>
-                              <w:rPr>
-                                <w:rFonts w:ascii="Noto Serif CJK HK" w:hAnsi="Noto Serif CJK HK" w:cs="Noto Serif CJK HK"/>
-                                <w:b/>
-                                <w:bCs/>
-                                <w:sz w:val="40"/>
-                                <w:szCs w:val="40"/>
-                              </w:rPr>
-                            </w:r>
-                            <w:r>
-                              <w:rPr>
-                                <w:rFonts w:ascii="Noto Serif CJK HK" w:hAnsi="Noto Serif CJK HK" w:cs="Noto Serif CJK HK"/>
-                                <w:b/>
-                                <w:bCs/>
-                                <w:sz w:val="40"/>
-                                <w:szCs w:val="40"/>
-                              </w:rPr>
-                            </w:r>
-                            <w:r>
-                              <w:rPr>
-                                <w:rFonts w:ascii="Noto Serif CJK HK" w:hAnsi="Noto Serif CJK HK" w:cs="Noto Serif CJK HK"/>
-                                <w:b/>
-                                <w:bCs/>
-                                <w:sz w:val="40"/>
-                                <w:szCs w:val="40"/>
-                              </w:rPr>
-                            </w:r>
-                          </w:p>
-                          <w:p>
-                            <w:pPr>
-                              <w:pBdr/>
-                              <w:spacing/>
-                              <w:ind/>
-                              <w:rPr/>
-                            </w:pPr>
-                            <w:r>
-                              <w:rPr>
-                                <w:lang w:val="ja-JP"/>
-                              </w:rPr>
-                            </w:r>
-                            <w:r/>
-                            <w:r/>
-                            <w:r/>
-                          </w:p>
-                        </w:txbxContent>
-                      </wps:txbx>
-                      <wps:bodyPr vertOverflow="overflow" horzOverflow="overflow" vert="horz" wrap="square" lIns="91440" tIns="45720" rIns="91440" bIns="45720" numCol="1" spcCol="0" rtlCol="0" fromWordArt="0" anchor="t" anchorCtr="0" forceAA="0" upright="0" compatLnSpc="0"/>
-                    </wps:wsp>
+                      </pic:spPr>
+                    </pic:pic>
                   </a:graphicData>
                 </a:graphic>
               </wp:anchor>
@@ -156,109 +59,28 @@
           </mc:Choice>
           <mc:Fallback>
             <w:pict>
-              <v:shape id="shape 0" o:spid="_x0000_s0" o:spt="202" type="#_x0000_t202" style="position:absolute;z-index:-33792;o:allowoverlap:true;o:allowincell:true;mso-position-horizontal-relative:text;margin-left:-46.99pt;mso-position-horizontal:absolute;mso-position-vertical-relative:text;margin-top:-8.05pt;mso-position-vertical:absolute;width:452.15pt;height:36.34pt;mso-wrap-distance-left:9.07pt;mso-wrap-distance-top:0.00pt;mso-wrap-distance-right:9.07pt;mso-wrap-distance-bottom:0.00pt;rotation:0;v-text-anchor:top;visibility:visible;" filled="f" stroked="f" strokeweight="0.50pt">
-                <v:textbox inset="0,0,0,0">
-                  <w:txbxContent>
-                    <w:p>
-                      <w:pPr>
-                        <w:pBdr>
-                          <w:top w:val="none" w:color="000000" w:sz="4" w:space="0"/>
-                          <w:left w:val="none" w:color="000000" w:sz="4" w:space="0"/>
-                          <w:bottom w:val="none" w:color="000000" w:sz="4" w:space="0"/>
-                          <w:right w:val="none" w:color="000000" w:sz="4" w:space="0"/>
-                        </w:pBdr>
-                        <w:spacing w:line="360" w:lineRule="atLeast"/>
-                        <w:ind w:right="0" w:firstLine="0" w:left="0"/>
-                        <w:rPr>
-                          <w:rFonts w:ascii="Noto Serif CJK HK" w:hAnsi="Noto Serif CJK HK" w:cs="Noto Serif CJK HK"/>
-                          <w:b/>
-                          <w:bCs/>
-                          <w:sz w:val="40"/>
-                          <w:szCs w:val="40"/>
-                        </w:rPr>
-                      </w:pPr>
-                      <w:r>
-                        <w:rPr>
-                          <w:rFonts w:ascii="Noto Serif CJK HK" w:hAnsi="Noto Serif CJK HK" w:eastAsia="Noto Serif CJK HK" w:cs="Noto Serif CJK HK"/>
-                          <w:b/>
-                          <w:bCs/>
-                          <w:color w:val="000000"/>
-                          <w:spacing w:val="-1"/>
-                          <w:sz w:val="40"/>
-                          <w:szCs w:val="40"/>
-                        </w:rPr>
-                        <w:t xml:space="preserve">連句 — 「</w:t>
-                      </w:r>
-                      <w:r>
-                        <w:rPr>
-                          <w:rFonts w:ascii="Noto Serif CJK HK" w:hAnsi="Noto Serif CJK HK" w:eastAsia="Noto Serif CJK HK" w:cs="Noto Serif CJK HK"/>
-                          <w:b/>
-                          <w:bCs/>
-                          <w:color w:val="000000"/>
-                          <w:spacing w:val="-1"/>
-                          <w:sz w:val="40"/>
-                          <w:szCs w:val="40"/>
-                        </w:rPr>
-                        <w:t xml:space="preserve">夏水仙の彼方</w:t>
-                      </w:r>
-                      <w:r>
-                        <w:rPr>
-                          <w:rFonts w:ascii="Noto Serif CJK HK" w:hAnsi="Noto Serif CJK HK" w:eastAsia="Noto Serif CJK HK" w:cs="Noto Serif CJK HK"/>
-                          <w:b/>
-                          <w:bCs/>
-                          <w:color w:val="000000"/>
-                          <w:spacing w:val="-1"/>
-                          <w:sz w:val="40"/>
-                          <w:szCs w:val="40"/>
-                        </w:rPr>
-                        <w:t xml:space="preserve">」</w:t>
-                      </w:r>
-                      <w:r>
-                        <w:rPr>
-                          <w:rFonts w:ascii="Noto Serif CJK HK" w:hAnsi="Noto Serif CJK HK" w:cs="Noto Serif CJK HK"/>
-                          <w:b/>
-                          <w:bCs/>
-                          <w:sz w:val="40"/>
-                          <w:szCs w:val="40"/>
-                        </w:rPr>
-                      </w:r>
-                      <w:r>
-                        <w:rPr>
-                          <w:rFonts w:ascii="Noto Serif CJK HK" w:hAnsi="Noto Serif CJK HK" w:cs="Noto Serif CJK HK"/>
-                          <w:b/>
-                          <w:bCs/>
-                          <w:sz w:val="40"/>
-                          <w:szCs w:val="40"/>
-                        </w:rPr>
-                      </w:r>
-                      <w:r>
-                        <w:rPr>
-                          <w:rFonts w:ascii="Noto Serif CJK HK" w:hAnsi="Noto Serif CJK HK" w:cs="Noto Serif CJK HK"/>
-                          <w:b/>
-                          <w:bCs/>
-                          <w:sz w:val="40"/>
-                          <w:szCs w:val="40"/>
-                        </w:rPr>
-                      </w:r>
-                    </w:p>
-                    <w:p>
-                      <w:pPr>
-                        <w:pBdr/>
-                        <w:spacing/>
-                        <w:ind/>
-                        <w:rPr/>
-                      </w:pPr>
-                      <w:r>
-                        <w:rPr>
-                          <w:lang w:val="ja-JP"/>
-                        </w:rPr>
-                      </w:r>
-                      <w:r/>
-                      <w:r/>
-                      <w:r/>
-                    </w:p>
-                  </w:txbxContent>
-                </v:textbox>
+              <v:shapetype id="_x0000_t75" coordsize="21600,21600" o:spt="75" o:preferrelative="t" path="m@4@5l@4@11@9@11@9@5xe" filled="f" stroked="f">
+                <v:stroke joinstyle="miter"/>
+                <v:formulas>
+                  <v:f eqn="if lineDrawn pixelLineWidth 0"/>
+                  <v:f eqn="sum @0 1 0"/>
+                  <v:f eqn="sum 0 0 @1"/>
+                  <v:f eqn="prod @2 1 2"/>
+                  <v:f eqn="prod @3 21600 pixelWidth"/>
+                  <v:f eqn="prod @3 21600 pixelHeight"/>
+                  <v:f eqn="sum @0 0 1"/>
+                  <v:f eqn="prod @6 1 2"/>
+                  <v:f eqn="prod @7 21600 pixelWidth"/>
+                  <v:f eqn="sum @8 21600 0"/>
+                  <v:f eqn="prod @7 21600 pixelHeight"/>
+                  <v:f eqn="sum @10 21600 0"/>
+                </v:formulas>
+                <v:path o:extrusionok="f" gradientshapeok="t" o:connecttype="rect"/>
+                <o:lock v:ext="edit" aspectratio="t"/>
+              </v:shapetype>
+              <v:shape id="_x0000_i0" o:spid="_x0000_s0" type="#_x0000_t75" style="position:absolute;z-index:-119808;o:allowoverlap:true;o:allowincell:true;mso-position-horizontal-relative:text;margin-left:-41.67pt;mso-position-horizontal:absolute;mso-position-vertical-relative:text;margin-top:-9.00pt;mso-position-vertical:absolute;width:258.79pt;height:67.37pt;mso-wrap-distance-left:9.07pt;mso-wrap-distance-top:0.00pt;mso-wrap-distance-right:9.07pt;mso-wrap-distance-bottom:0.00pt;rotation:0;z-index:1;" stroked="false">
+                <v:imagedata r:id="rId8" o:title=""/>
+                <o:lock v:ext="edit" rotation="t"/>
               </v:shape>
             </w:pict>
           </mc:Fallback>
@@ -270,24 +92,11 @@
     <w:p>
       <w:pPr>
         <w:pBdr/>
-        <w:spacing w:after="0" w:afterAutospacing="0"/>
-        <w:ind w:right="-895" w:firstLine="0" w:left="0"/>
-        <w:jc w:val="right"/>
-        <w:rPr>
-          <w:highlight w:val="none"/>
-        </w:rPr>
-      </w:pPr>
-      <w:r>
-        <w:rPr>
-          <w:lang w:val="ja-JP"/>
-        </w:rPr>
-      </w:r>
+        <w:spacing/>
+        <w:ind/>
+        <w:rPr/>
+      </w:pPr>
       <w:r/>
-      <w:r>
-        <w:rPr>
-          <w:lang w:val="ja-JP"/>
-        </w:rPr>
-      </w:r>
       <w:r>
         <mc:AlternateContent>
           <mc:Choice Requires="wpg">
@@ -295,10 +104,10 @@
               <wp:anchor xmlns:wp="http://schemas.openxmlformats.org/drawingml/2006/wordprocessingDrawing" xmlns:wp14="http://schemas.microsoft.com/office/word/2010/wordprocessingDrawing" distT="0" distB="0" distL="115200" distR="115200" simplePos="0" relativeHeight="33792" behindDoc="0" locked="0" layoutInCell="1" allowOverlap="1">
                 <wp:simplePos x="0" y="0"/>
                 <wp:positionH relativeFrom="column">
-                  <wp:posOffset>5040947</wp:posOffset>
+                  <wp:posOffset>5040948</wp:posOffset>
                 </wp:positionH>
                 <wp:positionV relativeFrom="paragraph">
-                  <wp:posOffset>-737775</wp:posOffset>
+                  <wp:posOffset>-426037</wp:posOffset>
                 </wp:positionV>
                 <wp:extent cx="1381125" cy="323850"/>
                 <wp:effectExtent l="3175" t="3175" r="3175" b="3175"/>
@@ -308,12 +117,12 @@
                 <a:graphic xmlns:a="http://schemas.openxmlformats.org/drawingml/2006/main">
                   <a:graphicData uri="http://schemas.microsoft.com/office/word/2010/wordprocessingShape">
                     <wps:wsp>
-                      <wps:cNvPr id="1709690815" name=""/>
+                      <wps:cNvPr id="541306672" name=""/>
                       <wps:cNvSpPr txBox="1"/>
                       <wps:spPr bwMode="auto">
                         <a:xfrm rot="0" flipH="0" flipV="0">
                           <a:off x="0" y="0"/>
-                          <a:ext cx="1381124" cy="323849"/>
+                          <a:ext cx="1381123" cy="323848"/>
                         </a:xfrm>
                         <a:prstGeom prst="rect">
                           <a:avLst/>
@@ -357,6 +166,7 @@
                               <w:t xml:space="preserve">Mitsue</w:t>
                             </w:r>
                             <w:r/>
+                            <w:r/>
                           </w:p>
                         </w:txbxContent>
                       </wps:txbx>
@@ -369,7 +179,7 @@
           </mc:Choice>
           <mc:Fallback>
             <w:pict>
-              <v:shape id="shape 1" o:spid="_x0000_s1" o:spt="202" type="#_x0000_t202" style="position:absolute;z-index:33792;o:allowoverlap:true;o:allowincell:true;mso-position-horizontal-relative:text;margin-left:396.92pt;mso-position-horizontal:absolute;mso-position-vertical-relative:text;margin-top:-58.09pt;mso-position-vertical:absolute;width:108.75pt;height:25.50pt;mso-wrap-distance-left:9.07pt;mso-wrap-distance-top:0.00pt;mso-wrap-distance-right:9.07pt;mso-wrap-distance-bottom:0.00pt;rotation:0;v-text-anchor:top;visibility:visible;" filled="f" stroked="f" strokeweight="0.50pt">
+              <v:shape id="shape 1" o:spid="_x0000_s1" o:spt="202" type="#_x0000_t202" style="position:absolute;z-index:33792;o:allowoverlap:true;o:allowincell:true;mso-position-horizontal-relative:text;margin-left:396.93pt;mso-position-horizontal:absolute;mso-position-vertical-relative:text;margin-top:-33.55pt;mso-position-vertical:absolute;width:108.75pt;height:25.50pt;mso-wrap-distance-left:9.07pt;mso-wrap-distance-top:0.00pt;mso-wrap-distance-right:9.07pt;mso-wrap-distance-bottom:0.00pt;rotation:0;v-text-anchor:top;visibility:visible;" filled="f" stroked="f" strokeweight="0.50pt">
                 <v:textbox inset="0,0,0,0">
                   <w:txbxContent>
                     <w:p>
@@ -404,6 +214,7 @@
                         <w:t xml:space="preserve">Mitsue</w:t>
                       </w:r>
                       <w:r/>
+                      <w:r/>
                     </w:p>
                   </w:txbxContent>
                 </v:textbox>
@@ -412,6 +223,27 @@
           </mc:Fallback>
         </mc:AlternateContent>
       </w:r>
+      <w:r/>
+      <w:r/>
+      <w:r/>
+      <w:r/>
+    </w:p>
+    <w:p>
+      <w:pPr>
+        <w:pBdr/>
+        <w:spacing w:after="0" w:afterAutospacing="0"/>
+        <w:ind w:right="-895" w:firstLine="0" w:left="0"/>
+        <w:jc w:val="right"/>
+        <w:rPr>
+          <w:highlight w:val="none"/>
+        </w:rPr>
+      </w:pPr>
+      <w:r>
+        <w:rPr>
+          <w:lang w:val="ja-JP"/>
+        </w:rPr>
+      </w:r>
+      <w:r/>
       <w:r>
         <w:rPr>
           <w:highlight w:val="none"/>
@@ -430,7 +262,6 @@
         <w:ind/>
         <w:rPr/>
       </w:pPr>
-      <w:r/>
       <w:r>
         <mc:AlternateContent>
           <mc:Choice Requires="wpg">
@@ -441,7 +272,7 @@
                   <wp:posOffset>-648747</wp:posOffset>
                 </wp:positionH>
                 <wp:positionV relativeFrom="paragraph">
-                  <wp:posOffset>43863</wp:posOffset>
+                  <wp:posOffset>56970</wp:posOffset>
                 </wp:positionV>
                 <wp:extent cx="7016738" cy="2943225"/>
                 <wp:effectExtent l="0" t="0" r="0" b="0"/>
@@ -461,7 +292,7 @@
                         <pic:nvPr/>
                       </pic:nvPicPr>
                       <pic:blipFill rotWithShape="1">
-                        <a:blip r:embed="rId8"/>
+                        <a:blip r:embed="rId9"/>
                         <a:stretch/>
                       </pic:blipFill>
                       <pic:spPr bwMode="auto">
@@ -500,8 +331,8 @@
                 <v:path o:extrusionok="f" gradientshapeok="t" o:connecttype="rect"/>
                 <o:lock v:ext="edit" aspectratio="t"/>
               </v:shapetype>
-              <v:shape id="_x0000_i2" o:spid="_x0000_s2" type="#_x0000_t75" style="position:absolute;z-index:-76800;o:allowoverlap:true;o:allowincell:true;mso-position-horizontal-relative:text;margin-left:-51.08pt;mso-position-horizontal:absolute;mso-position-vertical-relative:text;margin-top:3.45pt;mso-position-vertical:absolute;width:552.50pt;height:231.75pt;mso-wrap-distance-left:9.07pt;mso-wrap-distance-top:0.00pt;mso-wrap-distance-right:9.07pt;mso-wrap-distance-bottom:0.00pt;z-index:1;" stroked="false">
-                <v:imagedata r:id="rId8" o:title=""/>
+              <v:shape id="_x0000_i2" o:spid="_x0000_s2" type="#_x0000_t75" style="position:absolute;z-index:-76800;o:allowoverlap:true;o:allowincell:true;mso-position-horizontal-relative:text;margin-left:-51.08pt;mso-position-horizontal:absolute;mso-position-vertical-relative:text;margin-top:4.49pt;mso-position-vertical:absolute;width:552.50pt;height:231.75pt;mso-wrap-distance-left:9.07pt;mso-wrap-distance-top:0.00pt;mso-wrap-distance-right:9.07pt;mso-wrap-distance-bottom:0.00pt;z-index:1;" stroked="false">
+                <v:imagedata r:id="rId9" o:title=""/>
                 <o:lock v:ext="edit" rotation="t"/>
               </v:shape>
             </w:pict>
@@ -509,7 +340,14 @@
         </mc:AlternateContent>
       </w:r>
       <w:r/>
-      <w:r/>
+    </w:p>
+    <w:p>
+      <w:pPr>
+        <w:pBdr/>
+        <w:spacing/>
+        <w:ind/>
+        <w:rPr/>
+      </w:pPr>
       <w:r/>
       <w:r/>
     </w:p>
@@ -572,8 +410,6 @@
       </w:pPr>
       <w:r/>
       <w:r/>
-      <w:r/>
-      <w:r/>
     </w:p>
     <w:p>
       <w:pPr>
@@ -582,18 +418,6 @@
         <w:ind/>
         <w:rPr/>
       </w:pPr>
-      <w:r/>
-      <w:r/>
-      <w:r/>
-    </w:p>
-    <w:p>
-      <w:pPr>
-        <w:pBdr/>
-        <w:spacing/>
-        <w:ind/>
-        <w:rPr/>
-      </w:pPr>
-      <w:r/>
       <w:r>
         <mc:AlternateContent>
           <mc:Choice Requires="wpg">
@@ -601,7 +425,7 @@
               <wp:anchor xmlns:wp="http://schemas.openxmlformats.org/drawingml/2006/wordprocessingDrawing" xmlns:wp14="http://schemas.microsoft.com/office/word/2010/wordprocessingDrawing" distT="0" distB="0" distL="115200" distR="115200" simplePos="0" relativeHeight="11264" behindDoc="0" locked="0" layoutInCell="1" allowOverlap="1">
                 <wp:simplePos x="0" y="0"/>
                 <wp:positionH relativeFrom="column">
-                  <wp:posOffset>5264239</wp:posOffset>
+                  <wp:posOffset>5264240</wp:posOffset>
                 </wp:positionH>
                 <wp:positionV relativeFrom="paragraph">
                   <wp:posOffset>210018</wp:posOffset>
@@ -654,7 +478,15 @@
                               </w:rPr>
                               <w:t xml:space="preserve">Summer lilies—</w:t>
                             </w:r>
-                            <w:r/>
+                            <w:r>
+                              <w:rPr>
+                                <w:rFonts w:ascii="Open Sans" w:hAnsi="Open Sans" w:eastAsia="Open Sans" w:cs="Open Sans"/>
+                                <w:b w:val="0"/>
+                                <w:bCs w:val="0"/>
+                                <w:sz w:val="16"/>
+                                <w:szCs w:val="16"/>
+                              </w:rPr>
+                            </w:r>
                             <w:r>
                               <w:rPr>
                                 <w:rFonts w:ascii="Open Sans" w:hAnsi="Open Sans" w:eastAsia="Open Sans" w:cs="Open Sans"/>
@@ -688,7 +520,15 @@
                               </w:rPr>
                               <w:t xml:space="preserve">beside Oba-chan,</w:t>
                             </w:r>
-                            <w:r/>
+                            <w:r>
+                              <w:rPr>
+                                <w:rFonts w:ascii="Open Sans" w:hAnsi="Open Sans" w:eastAsia="Open Sans" w:cs="Open Sans"/>
+                                <w:b w:val="0"/>
+                                <w:bCs w:val="0"/>
+                                <w:sz w:val="16"/>
+                                <w:szCs w:val="16"/>
+                              </w:rPr>
+                            </w:r>
                             <w:r>
                               <w:rPr>
                                 <w:rFonts w:ascii="Open Sans" w:hAnsi="Open Sans" w:eastAsia="Open Sans" w:cs="Open Sans"/>
@@ -721,16 +561,6 @@
                                 <w:szCs w:val="16"/>
                               </w:rPr>
                               <w:t xml:space="preserve">Cotton sleeps.</w:t>
-                            </w:r>
-                            <w:r/>
-                            <w:r>
-                              <w:rPr>
-                                <w:rFonts w:ascii="Open Sans" w:hAnsi="Open Sans" w:eastAsia="Open Sans" w:cs="Open Sans"/>
-                                <w:b w:val="0"/>
-                                <w:bCs w:val="0"/>
-                                <w:sz w:val="16"/>
-                                <w:szCs w:val="16"/>
-                              </w:rPr>
                             </w:r>
                             <w:r>
                               <w:rPr>
@@ -788,7 +618,15 @@
                         </w:rPr>
                         <w:t xml:space="preserve">Summer lilies—</w:t>
                       </w:r>
-                      <w:r/>
+                      <w:r>
+                        <w:rPr>
+                          <w:rFonts w:ascii="Open Sans" w:hAnsi="Open Sans" w:eastAsia="Open Sans" w:cs="Open Sans"/>
+                          <w:b w:val="0"/>
+                          <w:bCs w:val="0"/>
+                          <w:sz w:val="16"/>
+                          <w:szCs w:val="16"/>
+                        </w:rPr>
+                      </w:r>
                       <w:r>
                         <w:rPr>
                           <w:rFonts w:ascii="Open Sans" w:hAnsi="Open Sans" w:eastAsia="Open Sans" w:cs="Open Sans"/>
@@ -822,7 +660,15 @@
                         </w:rPr>
                         <w:t xml:space="preserve">beside Oba-chan,</w:t>
                       </w:r>
-                      <w:r/>
+                      <w:r>
+                        <w:rPr>
+                          <w:rFonts w:ascii="Open Sans" w:hAnsi="Open Sans" w:eastAsia="Open Sans" w:cs="Open Sans"/>
+                          <w:b w:val="0"/>
+                          <w:bCs w:val="0"/>
+                          <w:sz w:val="16"/>
+                          <w:szCs w:val="16"/>
+                        </w:rPr>
+                      </w:r>
                       <w:r>
                         <w:rPr>
                           <w:rFonts w:ascii="Open Sans" w:hAnsi="Open Sans" w:eastAsia="Open Sans" w:cs="Open Sans"/>
@@ -856,16 +702,6 @@
                         </w:rPr>
                         <w:t xml:space="preserve">Cotton sleeps.</w:t>
                       </w:r>
-                      <w:r/>
-                      <w:r>
-                        <w:rPr>
-                          <w:rFonts w:ascii="Open Sans" w:hAnsi="Open Sans" w:eastAsia="Open Sans" w:cs="Open Sans"/>
-                          <w:b w:val="0"/>
-                          <w:bCs w:val="0"/>
-                          <w:sz w:val="16"/>
-                          <w:szCs w:val="16"/>
-                        </w:rPr>
-                      </w:r>
                       <w:r>
                         <w:rPr>
                           <w:rFonts w:ascii="Open Sans" w:hAnsi="Open Sans" w:cs="Open Sans"/>
@@ -892,7 +728,6 @@
           </mc:Fallback>
         </mc:AlternateContent>
       </w:r>
-      <w:r/>
       <w:r>
         <mc:AlternateContent>
           <mc:Choice Requires="wpg">
@@ -900,7 +735,7 @@
               <wp:anchor xmlns:wp="http://schemas.openxmlformats.org/drawingml/2006/wordprocessingDrawing" xmlns:wp14="http://schemas.microsoft.com/office/word/2010/wordprocessingDrawing" distT="0" distB="0" distL="115200" distR="115200" simplePos="0" relativeHeight="11264" behindDoc="0" locked="0" layoutInCell="1" allowOverlap="1">
                 <wp:simplePos x="0" y="0"/>
                 <wp:positionH relativeFrom="column">
-                  <wp:posOffset>4172925</wp:posOffset>
+                  <wp:posOffset>4172926</wp:posOffset>
                 </wp:positionH>
                 <wp:positionV relativeFrom="paragraph">
                   <wp:posOffset>210018</wp:posOffset>
@@ -964,7 +799,6 @@
                               </w:rPr>
                               <w:t xml:space="preserve"> </w:t>
                             </w:r>
-                            <w:r/>
                             <w:r>
                               <w:rPr>
                                 <w:rFonts w:ascii="Open Sans" w:hAnsi="Open Sans" w:eastAsia="Open Sans" w:cs="Open Sans"/>
@@ -974,25 +808,6 @@
                                 <w:szCs w:val="16"/>
                               </w:rPr>
                               <w:t xml:space="preserve">at Sakura-chan's question.</w:t>
-                            </w:r>
-                            <w:r/>
-                            <w:r>
-                              <w:rPr>
-                                <w:rFonts w:ascii="Open Sans" w:hAnsi="Open Sans" w:eastAsia="Open Sans" w:cs="Open Sans"/>
-                                <w:b w:val="0"/>
-                                <w:bCs w:val="0"/>
-                                <w:sz w:val="16"/>
-                                <w:szCs w:val="16"/>
-                              </w:rPr>
-                            </w:r>
-                            <w:r>
-                              <w:rPr>
-                                <w:rFonts w:ascii="Open Sans" w:hAnsi="Open Sans" w:eastAsia="Open Sans" w:cs="Open Sans"/>
-                                <w:b w:val="0"/>
-                                <w:bCs w:val="0"/>
-                                <w:sz w:val="16"/>
-                                <w:szCs w:val="16"/>
-                              </w:rPr>
                             </w:r>
                             <w:r>
                               <w:rPr>
@@ -1061,7 +876,6 @@
                         </w:rPr>
                         <w:t xml:space="preserve"> </w:t>
                       </w:r>
-                      <w:r/>
                       <w:r>
                         <w:rPr>
                           <w:rFonts w:ascii="Open Sans" w:hAnsi="Open Sans" w:eastAsia="Open Sans" w:cs="Open Sans"/>
@@ -1071,25 +885,6 @@
                           <w:szCs w:val="16"/>
                         </w:rPr>
                         <w:t xml:space="preserve">at Sakura-chan's question.</w:t>
-                      </w:r>
-                      <w:r/>
-                      <w:r>
-                        <w:rPr>
-                          <w:rFonts w:ascii="Open Sans" w:hAnsi="Open Sans" w:eastAsia="Open Sans" w:cs="Open Sans"/>
-                          <w:b w:val="0"/>
-                          <w:bCs w:val="0"/>
-                          <w:sz w:val="16"/>
-                          <w:szCs w:val="16"/>
-                        </w:rPr>
-                      </w:r>
-                      <w:r>
-                        <w:rPr>
-                          <w:rFonts w:ascii="Open Sans" w:hAnsi="Open Sans" w:eastAsia="Open Sans" w:cs="Open Sans"/>
-                          <w:b w:val="0"/>
-                          <w:bCs w:val="0"/>
-                          <w:sz w:val="16"/>
-                          <w:szCs w:val="16"/>
-                        </w:rPr>
                       </w:r>
                       <w:r>
                         <w:rPr>
@@ -1117,7 +912,6 @@
           </mc:Fallback>
         </mc:AlternateContent>
       </w:r>
-      <w:r/>
       <w:r>
         <mc:AlternateContent>
           <mc:Choice Requires="wpg">
@@ -1125,7 +919,7 @@
               <wp:anchor xmlns:wp="http://schemas.openxmlformats.org/drawingml/2006/wordprocessingDrawing" xmlns:wp14="http://schemas.microsoft.com/office/word/2010/wordprocessingDrawing" distT="0" distB="0" distL="115200" distR="115200" simplePos="0" relativeHeight="11264" behindDoc="0" locked="0" layoutInCell="1" allowOverlap="1">
                 <wp:simplePos x="0" y="0"/>
                 <wp:positionH relativeFrom="column">
-                  <wp:posOffset>2911616</wp:posOffset>
+                  <wp:posOffset>2911617</wp:posOffset>
                 </wp:positionH>
                 <wp:positionV relativeFrom="paragraph">
                   <wp:posOffset>210018</wp:posOffset>
@@ -1178,7 +972,6 @@
                               </w:rPr>
                               <w:t xml:space="preserve">To her son,</w:t>
                             </w:r>
-                            <w:r/>
                             <w:r>
                               <w:rPr>
                                 <w:rFonts w:ascii="Open Sans" w:hAnsi="Open Sans" w:eastAsia="Open Sans" w:cs="Open Sans"/>
@@ -1189,7 +982,6 @@
                               </w:rPr>
                               <w:t xml:space="preserve">she gently recommends a bath—</w:t>
                             </w:r>
-                            <w:r/>
                             <w:r>
                               <w:rPr>
                                 <w:rFonts w:ascii="Open Sans" w:hAnsi="Open Sans" w:eastAsia="Open Sans" w:cs="Open Sans"/>
@@ -1199,31 +991,6 @@
                                 <w:szCs w:val="16"/>
                               </w:rPr>
                               <w:t xml:space="preserve">a summer evening.</w:t>
-                            </w:r>
-                            <w:r/>
-                            <w:r>
-                              <w:rPr>
-                                <w:rFonts w:ascii="Open Sans" w:hAnsi="Open Sans" w:eastAsia="Open Sans" w:cs="Open Sans"/>
-                                <w:b w:val="0"/>
-                                <w:bCs w:val="0"/>
-                                <w:sz w:val="16"/>
-                                <w:szCs w:val="16"/>
-                              </w:rPr>
-                            </w:r>
-                            <w:r>
-                              <w:rPr>
-                                <w:sz w:val="16"/>
-                                <w:szCs w:val="16"/>
-                              </w:rPr>
-                            </w:r>
-                            <w:r>
-                              <w:rPr>
-                                <w:rFonts w:ascii="Open Sans" w:hAnsi="Open Sans" w:eastAsia="Open Sans" w:cs="Open Sans"/>
-                                <w:b w:val="0"/>
-                                <w:bCs w:val="0"/>
-                                <w:sz w:val="16"/>
-                                <w:szCs w:val="16"/>
-                              </w:rPr>
                             </w:r>
                             <w:r>
                               <w:rPr>
@@ -1281,7 +1048,6 @@
                         </w:rPr>
                         <w:t xml:space="preserve">To her son,</w:t>
                       </w:r>
-                      <w:r/>
                       <w:r>
                         <w:rPr>
                           <w:rFonts w:ascii="Open Sans" w:hAnsi="Open Sans" w:eastAsia="Open Sans" w:cs="Open Sans"/>
@@ -1292,7 +1058,6 @@
                         </w:rPr>
                         <w:t xml:space="preserve">she gently recommends a bath—</w:t>
                       </w:r>
-                      <w:r/>
                       <w:r>
                         <w:rPr>
                           <w:rFonts w:ascii="Open Sans" w:hAnsi="Open Sans" w:eastAsia="Open Sans" w:cs="Open Sans"/>
@@ -1302,31 +1067,6 @@
                           <w:szCs w:val="16"/>
                         </w:rPr>
                         <w:t xml:space="preserve">a summer evening.</w:t>
-                      </w:r>
-                      <w:r/>
-                      <w:r>
-                        <w:rPr>
-                          <w:rFonts w:ascii="Open Sans" w:hAnsi="Open Sans" w:eastAsia="Open Sans" w:cs="Open Sans"/>
-                          <w:b w:val="0"/>
-                          <w:bCs w:val="0"/>
-                          <w:sz w:val="16"/>
-                          <w:szCs w:val="16"/>
-                        </w:rPr>
-                      </w:r>
-                      <w:r>
-                        <w:rPr>
-                          <w:sz w:val="16"/>
-                          <w:szCs w:val="16"/>
-                        </w:rPr>
-                      </w:r>
-                      <w:r>
-                        <w:rPr>
-                          <w:rFonts w:ascii="Open Sans" w:hAnsi="Open Sans" w:eastAsia="Open Sans" w:cs="Open Sans"/>
-                          <w:b w:val="0"/>
-                          <w:bCs w:val="0"/>
-                          <w:sz w:val="16"/>
-                          <w:szCs w:val="16"/>
-                        </w:rPr>
                       </w:r>
                       <w:r>
                         <w:rPr>
@@ -1354,7 +1094,6 @@
           </mc:Fallback>
         </mc:AlternateContent>
       </w:r>
-      <w:r/>
       <w:r>
         <mc:AlternateContent>
           <mc:Choice Requires="wpg">
@@ -1362,7 +1101,7 @@
               <wp:anchor xmlns:wp="http://schemas.openxmlformats.org/drawingml/2006/wordprocessingDrawing" xmlns:wp14="http://schemas.microsoft.com/office/word/2010/wordprocessingDrawing" distT="0" distB="0" distL="115200" distR="115200" simplePos="0" relativeHeight="11264" behindDoc="0" locked="0" layoutInCell="1" allowOverlap="1">
                 <wp:simplePos x="0" y="0"/>
                 <wp:positionH relativeFrom="column">
-                  <wp:posOffset>1982175</wp:posOffset>
+                  <wp:posOffset>1982176</wp:posOffset>
                 </wp:positionH>
                 <wp:positionV relativeFrom="paragraph">
                   <wp:posOffset>210018</wp:posOffset>
@@ -1380,7 +1119,7 @@
                       <wps:spPr bwMode="auto">
                         <a:xfrm rot="0" flipH="0" flipV="0">
                           <a:off x="0" y="0"/>
-                          <a:ext cx="981074" cy="784233"/>
+                          <a:ext cx="981073" cy="784233"/>
                         </a:xfrm>
                         <a:prstGeom prst="rect">
                           <a:avLst/>
@@ -1415,7 +1154,15 @@
                               </w:rPr>
                               <w:t xml:space="preserve">The smell of sweat—</w:t>
                             </w:r>
-                            <w:r/>
+                            <w:r>
+                              <w:rPr>
+                                <w:rFonts w:ascii="Open Sans" w:hAnsi="Open Sans" w:eastAsia="Open Sans" w:cs="Open Sans"/>
+                                <w:b w:val="0"/>
+                                <w:bCs w:val="0"/>
+                                <w:sz w:val="16"/>
+                                <w:szCs w:val="16"/>
+                              </w:rPr>
+                            </w:r>
                             <w:r>
                               <w:rPr>
                                 <w:rFonts w:ascii="Open Sans" w:hAnsi="Open Sans" w:eastAsia="Open Sans" w:cs="Open Sans"/>
@@ -1460,7 +1207,6 @@
                               </w:rPr>
                               <w:t xml:space="preserve"> </w:t>
                             </w:r>
-                            <w:r/>
                             <w:r>
                               <w:rPr>
                                 <w:rFonts w:ascii="Open Sans" w:hAnsi="Open Sans" w:eastAsia="Open Sans" w:cs="Open Sans"/>
@@ -1470,25 +1216,6 @@
                                 <w:szCs w:val="16"/>
                               </w:rPr>
                               <w:t xml:space="preserve">my own as well.</w:t>
-                            </w:r>
-                            <w:r/>
-                            <w:r>
-                              <w:rPr>
-                                <w:rFonts w:ascii="Open Sans" w:hAnsi="Open Sans" w:eastAsia="Open Sans" w:cs="Open Sans"/>
-                                <w:b w:val="0"/>
-                                <w:bCs w:val="0"/>
-                                <w:sz w:val="16"/>
-                                <w:szCs w:val="16"/>
-                              </w:rPr>
-                            </w:r>
-                            <w:r>
-                              <w:rPr>
-                                <w:rFonts w:ascii="Open Sans" w:hAnsi="Open Sans" w:cs="Open Sans"/>
-                                <w:b w:val="0"/>
-                                <w:bCs w:val="0"/>
-                                <w:sz w:val="16"/>
-                                <w:szCs w:val="16"/>
-                              </w:rPr>
                             </w:r>
                             <w:r>
                               <w:rPr>
@@ -1546,7 +1273,15 @@
                         </w:rPr>
                         <w:t xml:space="preserve">The smell of sweat—</w:t>
                       </w:r>
-                      <w:r/>
+                      <w:r>
+                        <w:rPr>
+                          <w:rFonts w:ascii="Open Sans" w:hAnsi="Open Sans" w:eastAsia="Open Sans" w:cs="Open Sans"/>
+                          <w:b w:val="0"/>
+                          <w:bCs w:val="0"/>
+                          <w:sz w:val="16"/>
+                          <w:szCs w:val="16"/>
+                        </w:rPr>
+                      </w:r>
                       <w:r>
                         <w:rPr>
                           <w:rFonts w:ascii="Open Sans" w:hAnsi="Open Sans" w:eastAsia="Open Sans" w:cs="Open Sans"/>
@@ -1591,7 +1326,6 @@
                         </w:rPr>
                         <w:t xml:space="preserve"> </w:t>
                       </w:r>
-                      <w:r/>
                       <w:r>
                         <w:rPr>
                           <w:rFonts w:ascii="Open Sans" w:hAnsi="Open Sans" w:eastAsia="Open Sans" w:cs="Open Sans"/>
@@ -1601,25 +1335,6 @@
                           <w:szCs w:val="16"/>
                         </w:rPr>
                         <w:t xml:space="preserve">my own as well.</w:t>
-                      </w:r>
-                      <w:r/>
-                      <w:r>
-                        <w:rPr>
-                          <w:rFonts w:ascii="Open Sans" w:hAnsi="Open Sans" w:eastAsia="Open Sans" w:cs="Open Sans"/>
-                          <w:b w:val="0"/>
-                          <w:bCs w:val="0"/>
-                          <w:sz w:val="16"/>
-                          <w:szCs w:val="16"/>
-                        </w:rPr>
-                      </w:r>
-                      <w:r>
-                        <w:rPr>
-                          <w:rFonts w:ascii="Open Sans" w:hAnsi="Open Sans" w:cs="Open Sans"/>
-                          <w:b w:val="0"/>
-                          <w:bCs w:val="0"/>
-                          <w:sz w:val="16"/>
-                          <w:szCs w:val="16"/>
-                        </w:rPr>
                       </w:r>
                       <w:r>
                         <w:rPr>
@@ -1647,7 +1362,6 @@
           </mc:Fallback>
         </mc:AlternateContent>
       </w:r>
-      <w:r/>
       <w:r>
         <mc:AlternateContent>
           <mc:Choice Requires="wpg">
@@ -1655,7 +1369,7 @@
               <wp:anchor xmlns:wp="http://schemas.openxmlformats.org/drawingml/2006/wordprocessingDrawing" xmlns:wp14="http://schemas.microsoft.com/office/word/2010/wordprocessingDrawing" distT="0" distB="0" distL="115200" distR="115200" simplePos="0" relativeHeight="11264" behindDoc="0" locked="0" layoutInCell="1" allowOverlap="1">
                 <wp:simplePos x="0" y="0"/>
                 <wp:positionH relativeFrom="column">
-                  <wp:posOffset>929838</wp:posOffset>
+                  <wp:posOffset>929839</wp:posOffset>
                 </wp:positionH>
                 <wp:positionV relativeFrom="paragraph">
                   <wp:posOffset>210018</wp:posOffset>
@@ -1708,7 +1422,15 @@
                               </w:rPr>
                               <w:t xml:space="preserve">The bath waits,</w:t>
                             </w:r>
-                            <w:r/>
+                            <w:r>
+                              <w:rPr>
+                                <w:rFonts w:ascii="Open Sans" w:hAnsi="Open Sans" w:eastAsia="Open Sans" w:cs="Open Sans"/>
+                                <w:b w:val="0"/>
+                                <w:bCs w:val="0"/>
+                                <w:sz w:val="16"/>
+                                <w:szCs w:val="16"/>
+                              </w:rPr>
+                            </w:r>
                             <w:r>
                               <w:rPr>
                                 <w:rFonts w:ascii="Open Sans" w:hAnsi="Open Sans" w:eastAsia="Open Sans" w:cs="Open Sans"/>
@@ -1742,7 +1464,15 @@
                               </w:rPr>
                               <w:t xml:space="preserve">to wrap its steam</w:t>
                             </w:r>
-                            <w:r/>
+                            <w:r>
+                              <w:rPr>
+                                <w:rFonts w:ascii="Open Sans" w:hAnsi="Open Sans" w:eastAsia="Open Sans" w:cs="Open Sans"/>
+                                <w:b w:val="0"/>
+                                <w:bCs w:val="0"/>
+                                <w:sz w:val="16"/>
+                                <w:szCs w:val="16"/>
+                              </w:rPr>
+                            </w:r>
                             <w:r>
                               <w:rPr>
                                 <w:rFonts w:ascii="Open Sans" w:hAnsi="Open Sans" w:eastAsia="Open Sans" w:cs="Open Sans"/>
@@ -1775,16 +1505,6 @@
                                 <w:szCs w:val="16"/>
                               </w:rPr>
                               <w:t xml:space="preserve">around two bodies.</w:t>
-                            </w:r>
-                            <w:r/>
-                            <w:r>
-                              <w:rPr>
-                                <w:rFonts w:ascii="Open Sans" w:hAnsi="Open Sans" w:eastAsia="Open Sans" w:cs="Open Sans"/>
-                                <w:b w:val="0"/>
-                                <w:bCs w:val="0"/>
-                                <w:sz w:val="16"/>
-                                <w:szCs w:val="16"/>
-                              </w:rPr>
                             </w:r>
                             <w:r>
                               <w:rPr>
@@ -1842,7 +1562,15 @@
                         </w:rPr>
                         <w:t xml:space="preserve">The bath waits,</w:t>
                       </w:r>
-                      <w:r/>
+                      <w:r>
+                        <w:rPr>
+                          <w:rFonts w:ascii="Open Sans" w:hAnsi="Open Sans" w:eastAsia="Open Sans" w:cs="Open Sans"/>
+                          <w:b w:val="0"/>
+                          <w:bCs w:val="0"/>
+                          <w:sz w:val="16"/>
+                          <w:szCs w:val="16"/>
+                        </w:rPr>
+                      </w:r>
                       <w:r>
                         <w:rPr>
                           <w:rFonts w:ascii="Open Sans" w:hAnsi="Open Sans" w:eastAsia="Open Sans" w:cs="Open Sans"/>
@@ -1876,7 +1604,15 @@
                         </w:rPr>
                         <w:t xml:space="preserve">to wrap its steam</w:t>
                       </w:r>
-                      <w:r/>
+                      <w:r>
+                        <w:rPr>
+                          <w:rFonts w:ascii="Open Sans" w:hAnsi="Open Sans" w:eastAsia="Open Sans" w:cs="Open Sans"/>
+                          <w:b w:val="0"/>
+                          <w:bCs w:val="0"/>
+                          <w:sz w:val="16"/>
+                          <w:szCs w:val="16"/>
+                        </w:rPr>
+                      </w:r>
                       <w:r>
                         <w:rPr>
                           <w:rFonts w:ascii="Open Sans" w:hAnsi="Open Sans" w:eastAsia="Open Sans" w:cs="Open Sans"/>
@@ -1910,16 +1646,6 @@
                         </w:rPr>
                         <w:t xml:space="preserve">around two bodies.</w:t>
                       </w:r>
-                      <w:r/>
-                      <w:r>
-                        <w:rPr>
-                          <w:rFonts w:ascii="Open Sans" w:hAnsi="Open Sans" w:eastAsia="Open Sans" w:cs="Open Sans"/>
-                          <w:b w:val="0"/>
-                          <w:bCs w:val="0"/>
-                          <w:sz w:val="16"/>
-                          <w:szCs w:val="16"/>
-                        </w:rPr>
-                      </w:r>
                       <w:r>
                         <w:rPr>
                           <w:rFonts w:ascii="Open Sans" w:hAnsi="Open Sans" w:cs="Open Sans"/>
@@ -1946,7 +1672,6 @@
           </mc:Fallback>
         </mc:AlternateContent>
       </w:r>
-      <w:r/>
       <w:r>
         <mc:AlternateContent>
           <mc:Choice Requires="wpg">
@@ -1954,7 +1679,7 @@
               <wp:anchor xmlns:wp="http://schemas.openxmlformats.org/drawingml/2006/wordprocessingDrawing" xmlns:wp14="http://schemas.microsoft.com/office/word/2010/wordprocessingDrawing" distT="0" distB="0" distL="115200" distR="115200" simplePos="0" relativeHeight="11264" behindDoc="0" locked="0" layoutInCell="1" allowOverlap="1">
                 <wp:simplePos x="0" y="0"/>
                 <wp:positionH relativeFrom="column">
-                  <wp:posOffset>-529208</wp:posOffset>
+                  <wp:posOffset>-529206</wp:posOffset>
                 </wp:positionH>
                 <wp:positionV relativeFrom="paragraph">
                   <wp:posOffset>210018</wp:posOffset>
@@ -2007,7 +1732,15 @@
                               </w:rPr>
                               <w:t xml:space="preserve">Summer lilies—</w:t>
                             </w:r>
-                            <w:r/>
+                            <w:r>
+                              <w:rPr>
+                                <w:rFonts w:ascii="Open Sans" w:hAnsi="Open Sans" w:eastAsia="Open Sans" w:cs="Open Sans"/>
+                                <w:b w:val="0"/>
+                                <w:bCs w:val="0"/>
+                                <w:sz w:val="16"/>
+                                <w:szCs w:val="16"/>
+                              </w:rPr>
+                            </w:r>
                             <w:r>
                               <w:rPr>
                                 <w:rFonts w:ascii="Open Sans" w:hAnsi="Open Sans" w:eastAsia="Open Sans" w:cs="Open Sans"/>
@@ -2041,7 +1774,15 @@
                               </w:rPr>
                               <w:t xml:space="preserve">the spirit of her husband</w:t>
                             </w:r>
-                            <w:r/>
+                            <w:r>
+                              <w:rPr>
+                                <w:rFonts w:ascii="Open Sans" w:hAnsi="Open Sans" w:eastAsia="Open Sans" w:cs="Open Sans"/>
+                                <w:b w:val="0"/>
+                                <w:bCs w:val="0"/>
+                                <w:sz w:val="16"/>
+                                <w:szCs w:val="16"/>
+                              </w:rPr>
+                            </w:r>
                             <w:r>
                               <w:rPr>
                                 <w:rFonts w:ascii="Open Sans" w:hAnsi="Open Sans" w:eastAsia="Open Sans" w:cs="Open Sans"/>
@@ -2074,16 +1815,6 @@
                                 <w:szCs w:val="16"/>
                               </w:rPr>
                               <w:t xml:space="preserve">draws close beside them.</w:t>
-                            </w:r>
-                            <w:r/>
-                            <w:r>
-                              <w:rPr>
-                                <w:rFonts w:ascii="Open Sans" w:hAnsi="Open Sans" w:eastAsia="Open Sans" w:cs="Open Sans"/>
-                                <w:b w:val="0"/>
-                                <w:bCs w:val="0"/>
-                                <w:sz w:val="16"/>
-                                <w:szCs w:val="16"/>
-                              </w:rPr>
                             </w:r>
                             <w:r>
                               <w:rPr>
@@ -2141,7 +1872,15 @@
                         </w:rPr>
                         <w:t xml:space="preserve">Summer lilies—</w:t>
                       </w:r>
-                      <w:r/>
+                      <w:r>
+                        <w:rPr>
+                          <w:rFonts w:ascii="Open Sans" w:hAnsi="Open Sans" w:eastAsia="Open Sans" w:cs="Open Sans"/>
+                          <w:b w:val="0"/>
+                          <w:bCs w:val="0"/>
+                          <w:sz w:val="16"/>
+                          <w:szCs w:val="16"/>
+                        </w:rPr>
+                      </w:r>
                       <w:r>
                         <w:rPr>
                           <w:rFonts w:ascii="Open Sans" w:hAnsi="Open Sans" w:eastAsia="Open Sans" w:cs="Open Sans"/>
@@ -2175,7 +1914,15 @@
                         </w:rPr>
                         <w:t xml:space="preserve">the spirit of her husband</w:t>
                       </w:r>
-                      <w:r/>
+                      <w:r>
+                        <w:rPr>
+                          <w:rFonts w:ascii="Open Sans" w:hAnsi="Open Sans" w:eastAsia="Open Sans" w:cs="Open Sans"/>
+                          <w:b w:val="0"/>
+                          <w:bCs w:val="0"/>
+                          <w:sz w:val="16"/>
+                          <w:szCs w:val="16"/>
+                        </w:rPr>
+                      </w:r>
                       <w:r>
                         <w:rPr>
                           <w:rFonts w:ascii="Open Sans" w:hAnsi="Open Sans" w:eastAsia="Open Sans" w:cs="Open Sans"/>
@@ -2209,16 +1956,6 @@
                         </w:rPr>
                         <w:t xml:space="preserve">draws close beside them.</w:t>
                       </w:r>
-                      <w:r/>
-                      <w:r>
-                        <w:rPr>
-                          <w:rFonts w:ascii="Open Sans" w:hAnsi="Open Sans" w:eastAsia="Open Sans" w:cs="Open Sans"/>
-                          <w:b w:val="0"/>
-                          <w:bCs w:val="0"/>
-                          <w:sz w:val="16"/>
-                          <w:szCs w:val="16"/>
-                        </w:rPr>
-                      </w:r>
                       <w:r>
                         <w:rPr>
                           <w:rFonts w:ascii="Open Sans" w:hAnsi="Open Sans" w:cs="Open Sans"/>
@@ -2246,8 +1983,6 @@
         </mc:AlternateContent>
       </w:r>
       <w:r/>
-      <w:r/>
-      <w:r/>
     </w:p>
     <w:p>
       <w:pPr>
@@ -2256,8 +1991,6 @@
         <w:ind/>
         <w:rPr/>
       </w:pPr>
-      <w:r/>
-      <w:r/>
       <w:r>
         <mc:AlternateContent>
           <mc:Choice Requires="wpg">
@@ -2288,13 +2021,13 @@
                         <pic:nvPr/>
                       </pic:nvPicPr>
                       <pic:blipFill rotWithShape="1">
-                        <a:blip r:embed="rId9"/>
+                        <a:blip r:embed="rId10"/>
                         <a:stretch/>
                       </pic:blipFill>
                       <pic:spPr bwMode="auto">
                         <a:xfrm rot="0" flipH="0" flipV="0">
                           <a:off x="0" y="0"/>
-                          <a:ext cx="397848" cy="404793"/>
+                          <a:ext cx="397848" cy="404792"/>
                         </a:xfrm>
                         <a:prstGeom prst="rect">
                           <a:avLst/>
@@ -2328,7 +2061,7 @@
                 <o:lock v:ext="edit" aspectratio="t"/>
               </v:shapetype>
               <v:shape id="_x0000_i9" o:spid="_x0000_s9" type="#_x0000_t75" style="position:absolute;z-index:25600;o:allowoverlap:true;o:allowincell:true;mso-position-horizontal-relative:text;margin-left:-41.67pt;mso-position-horizontal:absolute;mso-position-vertical-relative:text;margin-top:425.95pt;mso-position-vertical:absolute;width:31.33pt;height:31.87pt;mso-wrap-distance-left:9.07pt;mso-wrap-distance-top:0.00pt;mso-wrap-distance-right:9.07pt;mso-wrap-distance-bottom:0.00pt;rotation:0;z-index:1;" stroked="false">
-                <v:imagedata r:id="rId9" o:title=""/>
+                <v:imagedata r:id="rId10" o:title=""/>
                 <o:lock v:ext="edit" rotation="t"/>
               </v:shape>
             </w:pict>
@@ -2433,10 +2166,9 @@
                               </w:rPr>
                               <w:t xml:space="preserve">they carry his light.</w:t>
                             </w:r>
-                            <w:r/>
                             <w:r>
                               <w:rPr>
-                                <w:rFonts w:ascii="Open Sans" w:hAnsi="Open Sans" w:eastAsia="Open Sans" w:cs="Open Sans"/>
+                                <w:rFonts w:ascii="Open Sans" w:hAnsi="Open Sans" w:cs="Open Sans"/>
                                 <w:b w:val="0"/>
                                 <w:bCs w:val="0"/>
                                 <w:sz w:val="16"/>
@@ -2528,10 +2260,9 @@
                         </w:rPr>
                         <w:t xml:space="preserve">they carry his light.</w:t>
                       </w:r>
-                      <w:r/>
                       <w:r>
                         <w:rPr>
-                          <w:rFonts w:ascii="Open Sans" w:hAnsi="Open Sans" w:eastAsia="Open Sans" w:cs="Open Sans"/>
+                          <w:rFonts w:ascii="Open Sans" w:hAnsi="Open Sans" w:cs="Open Sans"/>
                           <w:b w:val="0"/>
                           <w:bCs w:val="0"/>
                           <w:sz w:val="16"/>
@@ -2653,7 +2384,6 @@
                               </w:rPr>
                               <w:t xml:space="preserve">in Oba-chan's smile.</w:t>
                             </w:r>
-                            <w:r/>
                             <w:r>
                               <w:rPr>
                                 <w:rFonts w:ascii="Open Sans" w:hAnsi="Open Sans" w:eastAsia="Open Sans" w:cs="Open Sans"/>
@@ -2748,7 +2478,6 @@
                         </w:rPr>
                         <w:t xml:space="preserve">in Oba-chan's smile.</w:t>
                       </w:r>
-                      <w:r/>
                       <w:r>
                         <w:rPr>
                           <w:rFonts w:ascii="Open Sans" w:hAnsi="Open Sans" w:eastAsia="Open Sans" w:cs="Open Sans"/>
@@ -2870,12 +2599,8 @@
                               </w:rPr>
                               <w:t xml:space="preserve">yet love fills everything.</w:t>
                             </w:r>
-                            <w:r/>
                             <w:r>
                               <w:rPr>
-                                <w:rFonts w:ascii="Open Sans" w:hAnsi="Open Sans" w:eastAsia="Open Sans" w:cs="Open Sans"/>
-                                <w:b w:val="0"/>
-                                <w:bCs w:val="0"/>
                                 <w:sz w:val="16"/>
                                 <w:szCs w:val="16"/>
                               </w:rPr>
@@ -2959,12 +2684,8 @@
                         </w:rPr>
                         <w:t xml:space="preserve">yet love fills everything.</w:t>
                       </w:r>
-                      <w:r/>
                       <w:r>
                         <w:rPr>
-                          <w:rFonts w:ascii="Open Sans" w:hAnsi="Open Sans" w:eastAsia="Open Sans" w:cs="Open Sans"/>
-                          <w:b w:val="0"/>
-                          <w:bCs w:val="0"/>
                           <w:sz w:val="16"/>
                           <w:szCs w:val="16"/>
                         </w:rPr>
@@ -3081,10 +2802,9 @@
                               </w:rPr>
                               <w:t xml:space="preserve">sway quietly.</w:t>
                             </w:r>
-                            <w:r/>
                             <w:r>
                               <w:rPr>
-                                <w:rFonts w:ascii="Open Sans" w:hAnsi="Open Sans" w:eastAsia="Open Sans" w:cs="Open Sans"/>
+                                <w:rFonts w:ascii="Open Sans" w:hAnsi="Open Sans" w:cs="Open Sans"/>
                                 <w:b w:val="0"/>
                                 <w:bCs w:val="0"/>
                                 <w:sz w:val="16"/>
@@ -3176,10 +2896,9 @@
                         </w:rPr>
                         <w:t xml:space="preserve">sway quietly.</w:t>
                       </w:r>
-                      <w:r/>
                       <w:r>
                         <w:rPr>
-                          <w:rFonts w:ascii="Open Sans" w:hAnsi="Open Sans" w:eastAsia="Open Sans" w:cs="Open Sans"/>
+                          <w:rFonts w:ascii="Open Sans" w:hAnsi="Open Sans" w:cs="Open Sans"/>
                           <w:b w:val="0"/>
                           <w:bCs w:val="0"/>
                           <w:sz w:val="16"/>
@@ -3301,10 +3020,9 @@
                               </w:rPr>
                               <w:t xml:space="preserve">and the night deepens.</w:t>
                             </w:r>
-                            <w:r/>
                             <w:r>
                               <w:rPr>
-                                <w:rFonts w:ascii="Open Sans" w:hAnsi="Open Sans" w:eastAsia="Open Sans" w:cs="Open Sans"/>
+                                <w:rFonts w:ascii="Open Sans" w:hAnsi="Open Sans" w:cs="Open Sans"/>
                                 <w:b w:val="0"/>
                                 <w:bCs w:val="0"/>
                                 <w:sz w:val="16"/>
@@ -3396,10 +3114,9 @@
                         </w:rPr>
                         <w:t xml:space="preserve">and the night deepens.</w:t>
                       </w:r>
-                      <w:r/>
                       <w:r>
                         <w:rPr>
-                          <w:rFonts w:ascii="Open Sans" w:hAnsi="Open Sans" w:eastAsia="Open Sans" w:cs="Open Sans"/>
+                          <w:rFonts w:ascii="Open Sans" w:hAnsi="Open Sans" w:cs="Open Sans"/>
                           <w:b w:val="0"/>
                           <w:bCs w:val="0"/>
                           <w:sz w:val="16"/>
@@ -3423,13 +3140,6 @@
           </mc:Fallback>
         </mc:AlternateContent>
       </w:r>
-      <w:r/>
-      <w:r/>
-      <w:r/>
-      <w:r/>
-      <w:r/>
-      <w:r/>
-      <w:r/>
       <w:r>
         <mc:AlternateContent>
           <mc:Choice Requires="wpg">
@@ -3460,7 +3170,7 @@
                         <pic:nvPr/>
                       </pic:nvPicPr>
                       <pic:blipFill rotWithShape="1">
-                        <a:blip r:embed="rId10"/>
+                        <a:blip r:embed="rId11"/>
                         <a:stretch/>
                       </pic:blipFill>
                       <pic:spPr bwMode="auto">
@@ -3500,7 +3210,7 @@
                 <o:lock v:ext="edit" aspectratio="t"/>
               </v:shapetype>
               <v:shape id="_x0000_i15" o:spid="_x0000_s15" type="#_x0000_t75" style="position:absolute;z-index:-77824;o:allowoverlap:true;o:allowincell:true;mso-position-horizontal-relative:text;margin-left:-49.47pt;mso-position-horizontal:absolute;mso-position-vertical-relative:text;margin-top:90.58pt;mso-position-vertical:absolute;width:551.53pt;height:250.74pt;mso-wrap-distance-left:9.07pt;mso-wrap-distance-top:0.00pt;mso-wrap-distance-right:9.07pt;mso-wrap-distance-bottom:0.00pt;z-index:1;" stroked="false">
-                <v:imagedata r:id="rId10" o:title=""/>
+                <v:imagedata r:id="rId11" o:title=""/>
                 <o:lock v:ext="edit" rotation="t"/>
               </v:shape>
             </w:pict>
